--- a/SudegülÖçal.docx
+++ b/SudegülÖçal.docx
@@ -88,7 +88,15 @@
           <w:sz w:val="22"/>
           <w:szCs w:val="22"/>
         </w:rPr>
-        <w:t xml:space="preserve"> ÖÇALl </w:t>
+        <w:t xml:space="preserve"> ÖÇAL</w:t>
+      </w:r>
+      <w:r>
+        <w:rPr>
+          <w:color w:val="777777"/>
+          <w:sz w:val="22"/>
+          <w:szCs w:val="22"/>
+        </w:rPr>
+        <w:t xml:space="preserve"> </w:t>
       </w:r>
       <w:r>
         <w:rPr>
